--- a/policies/sources/Internal_Rules_for_Compliance_with_Disclosure_Obligations.docx
+++ b/policies/sources/Internal_Rules_for_Compliance_with_Disclosure_Obligations.docx
@@ -15,7 +15,8 @@
         <w:rPr>
           <w:lang w:val="en-GB"/>
         </w:rPr>
-        <w:lastRenderedPageBreak/>
+        <w:t>1</w:t>
+        <w:tab/>
         <w:t>Introduction</w:t>
       </w:r>
       <w:bookmarkEnd w:id="0"/>
@@ -235,6 +236,8 @@
           <w:szCs w:val="20"/>
           <w:lang w:val="en-GB"/>
         </w:rPr>
+        <w:t>2</w:t>
+        <w:tab/>
         <w:t>Persons responsible for compliance with the disclosure obligations</w:t>
       </w:r>
       <w:bookmarkEnd w:id="1"/>
@@ -432,6 +435,8 @@
           <w:szCs w:val="20"/>
           <w:lang w:val="en-GB"/>
         </w:rPr>
+        <w:t>3</w:t>
+        <w:tab/>
         <w:t>Disclosure of Inside Information</w:t>
       </w:r>
       <w:r>
@@ -743,6 +748,8 @@
           <w:szCs w:val="20"/>
           <w:lang w:val="en-GB"/>
         </w:rPr>
+        <w:t>4</w:t>
+        <w:tab/>
         <w:t>Delay of disclosure of Inside Information</w:t>
       </w:r>
       <w:bookmarkEnd w:id="6"/>
@@ -1235,6 +1242,8 @@
           <w:szCs w:val="20"/>
           <w:lang w:val="en-GB"/>
         </w:rPr>
+        <w:t>5</w:t>
+        <w:tab/>
         <w:t>Confidentiality can no longer be ensured</w:t>
       </w:r>
       <w:bookmarkEnd w:id="9"/>
@@ -1398,7 +1407,8 @@
           <w:szCs w:val="20"/>
           <w:lang w:val="en-GB"/>
         </w:rPr>
-        <w:lastRenderedPageBreak/>
+        <w:t>6</w:t>
+        <w:tab/>
         <w:t>Authorisation to publish company announcements in urgent matters</w:t>
       </w:r>
       <w:bookmarkEnd w:id="12"/>
@@ -1484,6 +1494,8 @@
           <w:szCs w:val="20"/>
           <w:lang w:val="en-GB"/>
         </w:rPr>
+        <w:t>7</w:t>
+        <w:tab/>
         <w:t>Disclosure, form and content of announcements</w:t>
       </w:r>
       <w:bookmarkEnd w:id="14"/>
@@ -1855,6 +1867,8 @@
           <w:szCs w:val="20"/>
           <w:lang w:val="en-GB"/>
         </w:rPr>
+        <w:t>8</w:t>
+        <w:tab/>
         <w:t>Specific disclosure obligations</w:t>
       </w:r>
       <w:bookmarkEnd w:id="17"/>
@@ -1920,6 +1934,8 @@
           <w:szCs w:val="20"/>
           <w:lang w:val="en-GB"/>
         </w:rPr>
+        <w:t>9</w:t>
+        <w:tab/>
         <w:t>Subsequent control and handling of errors</w:t>
       </w:r>
       <w:bookmarkEnd w:id="20"/>
@@ -2090,6 +2106,8 @@
           <w:szCs w:val="20"/>
           <w:lang w:val="en-GB"/>
         </w:rPr>
+        <w:t>10</w:t>
+        <w:tab/>
         <w:t>The Company’s spokespersons</w:t>
       </w:r>
       <w:bookmarkEnd w:id="22"/>

--- a/policies/sources/Internal_Rules_for_Compliance_with_Disclosure_Obligations.docx
+++ b/policies/sources/Internal_Rules_for_Compliance_with_Disclosure_Obligations.docx
@@ -23,7 +23,6 @@
     </w:p>
     <w:p>
       <w:pPr>
-        <w:pStyle w:val="ListParagraph"/>
         <w:numPr>
           <w:ilvl w:val="1"/>
           <w:numId w:val="15"/>
@@ -36,6 +35,8 @@
         <w:rPr>
           <w:lang w:val="en-US"/>
         </w:rPr>
+        <w:t>1.1</w:t>
+        <w:tab/>
         <w:t xml:space="preserve">These Internal Rules have been prepared to ensure BioMar Group A/S, CVR no. 38 57 06 17 (the “Company” and together with its subsidiaries, the “Group”), compliance with its disclosure obligations as a listed company with its shares admitted to trading and official listing on Nasdaq Copenhagen A/S (“Nasdaq Copenhagen”) in accordance with the Regulation (EU) No. 596/2014 (the “Market Abuse Regulation”) and delegated and implementing acts issued pursuant hereto, the Danish Capital Markets Act (the “Capital Markets Act”) and related executive orders as well the Nasdaq Nordic Main Market Rulebook for Issuers of Shares (the “Rules for Issuers”). </w:t>
       </w:r>
     </w:p>
@@ -50,7 +51,6 @@
     </w:p>
     <w:p>
       <w:pPr>
-        <w:pStyle w:val="ListParagraph"/>
         <w:numPr>
           <w:ilvl w:val="1"/>
           <w:numId w:val="15"/>
@@ -63,6 +63,8 @@
         <w:rPr>
           <w:lang w:val="en-US"/>
         </w:rPr>
+        <w:t>1.2</w:t>
+        <w:tab/>
         <w:t xml:space="preserve">These Internal Rules shall ensure that the Company provides the market with timely, reliable, accurate and up-to-date information. The Internal Rules </w:t>
       </w:r>
       <w:proofErr w:type="gramStart"/>
@@ -117,7 +119,6 @@
     </w:p>
     <w:p>
       <w:pPr>
-        <w:pStyle w:val="ListParagraph"/>
         <w:numPr>
           <w:ilvl w:val="1"/>
           <w:numId w:val="15"/>
@@ -130,6 +131,8 @@
         <w:rPr>
           <w:lang w:val="en-US"/>
         </w:rPr>
+        <w:t>1.3</w:t>
+        <w:tab/>
         <w:t xml:space="preserve">Defined terms used in these Internal Rules are set out in </w:t>
       </w:r>
       <w:r>
@@ -157,7 +160,6 @@
     </w:p>
     <w:p>
       <w:pPr>
-        <w:pStyle w:val="ListParagraph"/>
         <w:numPr>
           <w:ilvl w:val="1"/>
           <w:numId w:val="15"/>
@@ -170,6 +172,8 @@
         <w:rPr>
           <w:lang w:val="en-US"/>
         </w:rPr>
+        <w:t>1.4</w:t>
+        <w:tab/>
         <w:t>The rules set out herein shall be strictly adhered to. A breach of the Company’s disclosure obligations may result in public prosecution, a reprimand and/or a fine.</w:t>
       </w:r>
     </w:p>
@@ -184,7 +188,6 @@
     </w:p>
     <w:p>
       <w:pPr>
-        <w:pStyle w:val="ListParagraph"/>
         <w:numPr>
           <w:ilvl w:val="1"/>
           <w:numId w:val="15"/>
@@ -197,6 +200,8 @@
         <w:rPr>
           <w:lang w:val="en-US"/>
         </w:rPr>
+        <w:t>1.5</w:t>
+        <w:tab/>
         <w:t xml:space="preserve">These rules are </w:t>
       </w:r>
       <w:r>
@@ -967,6 +972,8 @@
         <w:rPr>
           <w:lang w:val="en-US"/>
         </w:rPr>
+        <w:t>(a)</w:t>
+        <w:tab/>
         <w:t xml:space="preserve">The Company is conducting negotiations where the outcome or normal pattern of those negotiations would be likely to be jeopardized by public disclosure; or </w:t>
       </w:r>
     </w:p>
@@ -995,6 +1002,8 @@
         <w:rPr>
           <w:lang w:val="en-US"/>
         </w:rPr>
+        <w:t>(b)</w:t>
+        <w:tab/>
         <w:t>the Company is planning to buy or sell a substantial activity, and the disclosure of such information would jeopardize the conclusion of the transaction.</w:t>
       </w:r>
     </w:p>
@@ -1660,7 +1669,6 @@
     </w:p>
     <w:p>
       <w:pPr>
-        <w:pStyle w:val="ListParagraph"/>
         <w:numPr>
           <w:ilvl w:val="1"/>
           <w:numId w:val="24"/>
@@ -1674,6 +1682,8 @@
         <w:rPr>
           <w:lang w:val="en-US"/>
         </w:rPr>
+        <w:t>7.5</w:t>
+        <w:tab/>
         <w:t>All company announcements shall be prepared on the following basis:</w:t>
       </w:r>
     </w:p>
@@ -1702,6 +1712,8 @@
         <w:rPr>
           <w:lang w:val="en-US"/>
         </w:rPr>
+        <w:t>(a)</w:t>
+        <w:tab/>
         <w:t xml:space="preserve">Each announcement shall have a heading indicating the substance of the </w:t>
       </w:r>
       <w:r>
@@ -1743,6 +1755,8 @@
         <w:rPr>
           <w:lang w:val="en-US"/>
         </w:rPr>
+        <w:t>(b)</w:t>
+        <w:tab/>
         <w:t>the</w:t>
       </w:r>
       <w:proofErr w:type="gramEnd"/>
@@ -1777,6 +1791,8 @@
         <w:rPr>
           <w:lang w:val="en-US"/>
         </w:rPr>
+        <w:t>(c)</w:t>
+        <w:tab/>
         <w:t>t</w:t>
       </w:r>
       <w:r>
@@ -1810,6 +1826,8 @@
         <w:rPr>
           <w:lang w:val="en-US"/>
         </w:rPr>
+        <w:t>(d)</w:t>
+        <w:tab/>
         <w:t xml:space="preserve">the announcement shall be correct, relevant and clear; and </w:t>
       </w:r>
     </w:p>
@@ -1838,6 +1856,8 @@
         <w:rPr>
           <w:lang w:val="en-US"/>
         </w:rPr>
+        <w:t>(e)</w:t>
+        <w:tab/>
         <w:t>the</w:t>
       </w:r>
       <w:proofErr w:type="gramEnd"/>
